--- a/Visa2026.Module/Resources/App_Labor_Contract_Item.docx
+++ b/Visa2026.Module/Resources/App_Labor_Contract_Item.docx
@@ -17,6 +17,7 @@
     <w:p>
       <w:pPr>
         <w:jc w:val="center"/>
+        <w:spacing w:after="60"/>
       </w:pPr>
       <w:r>
         <w:rPr>
@@ -30,6 +31,7 @@
     <w:p>
       <w:pPr>
         <w:jc w:val="left"/>
+        <w:spacing w:after="60"/>
       </w:pPr>
       <w:r>
         <w:rPr>
@@ -38,24 +40,13 @@
           <w:b/>
         </w:rPr>
         <w:t xml:space="preserve">Aşgabat şäheri</w:t>
-      </w:r>
-    </w:p>
-    <w:p>
-      <w:pPr>
-        <w:jc w:val="left"/>
-      </w:pPr>
-      <w:r>
-        <w:rPr>
-          <w:rFonts w:ascii="Times New Roman" w:hAnsi="Times New Roman"/>
-          <w:sz w:val="22"/>
-        </w:rPr>
-        <w:t xml:space="preserve"/>
       </w:r>
     </w:p>
     <w:p>
       <w:pPr>
         <w:jc w:val="both"/>
         <w:ind w:firstLine="720"/>
+        <w:spacing w:after="60"/>
       </w:pPr>
       <w:r>
         <w:rPr>
@@ -68,18 +59,7 @@
     <w:p>
       <w:pPr>
         <w:jc w:val="left"/>
-      </w:pPr>
-      <w:r>
-        <w:rPr>
-          <w:rFonts w:ascii="Times New Roman" w:hAnsi="Times New Roman"/>
-          <w:sz w:val="22"/>
-        </w:rPr>
-        <w:t xml:space="preserve"/>
-      </w:r>
-    </w:p>
-    <w:p>
-      <w:pPr>
-        <w:jc w:val="left"/>
+        <w:spacing w:after="40"/>
       </w:pPr>
       <w:r>
         <w:rPr>
@@ -92,35 +72,52 @@
     </w:p>
     <w:p>
       <w:pPr>
-        <w:jc w:val="both"/>
+        <w:jc w:val="left"/>
         <w:ind w:firstLine="360"/>
-      </w:pPr>
-      <w:r>
-        <w:rPr>
-          <w:rFonts w:ascii="Times New Roman" w:hAnsi="Times New Roman"/>
-          <w:sz w:val="22"/>
-        </w:rPr>
-        <w:t xml:space="preserve">1.1. Hünärine görä iş bilen üpjün etmelidir.
-1.2. Her aý aýlyk zähmet hakyny bellenilen güni tölemeli.
-1.3. Hereket edýän Türkmenistanyň Zähmet baradaky kanunlar kodeksine laýyklykda kesgitlenen möhletde ýyllyk zähmet rugsadyny bermelidir.
-1.4. Şertnamanyň möhleti boýunça hereket edýän Türkmenistanyň Zähmet baradaky kanunlar kodeksine laýyklykda iş üçin oňaýly şertleri örtäkmeli, sosial goraglary we beýleki kepillikleri bermelidir.</w:t>
-      </w:r>
-    </w:p>
-    <w:p>
-      <w:pPr>
-        <w:jc w:val="left"/>
-      </w:pPr>
-      <w:r>
-        <w:rPr>
-          <w:rFonts w:ascii="Times New Roman" w:hAnsi="Times New Roman"/>
-          <w:sz w:val="22"/>
-        </w:rPr>
-        <w:t xml:space="preserve"/>
-      </w:r>
-    </w:p>
-    <w:p>
-      <w:pPr>
-        <w:jc w:val="left"/>
+        <w:spacing w:after="60"/>
+      </w:pPr>
+      <w:r>
+        <w:rPr>
+          <w:rFonts w:ascii="Times New Roman" w:hAnsi="Times New Roman"/>
+          <w:sz w:val="22"/>
+        </w:rPr>
+        <w:t xml:space="preserve">1.1. Hünärine görä iş bilen üpjün etmelidir.</w:t>
+      </w:r>
+      <w:r>
+        <w:br/>
+      </w:r>
+      <w:r>
+        <w:rPr>
+          <w:rFonts w:ascii="Times New Roman" w:hAnsi="Times New Roman"/>
+          <w:sz w:val="22"/>
+        </w:rPr>
+        <w:t xml:space="preserve">1.2. Her aý aýlyk zähmet hakyny bellenilen güni tölemelidir.</w:t>
+      </w:r>
+      <w:r>
+        <w:br/>
+      </w:r>
+      <w:r>
+        <w:rPr>
+          <w:rFonts w:ascii="Times New Roman" w:hAnsi="Times New Roman"/>
+          <w:sz w:val="22"/>
+        </w:rPr>
+        <w:t xml:space="preserve">1.3. Hereket edýän Türkmenistanyň Zähmet baradaky kanunlar kodeksine laýyklykda kesgitlenen möhletde ýyllyk zähmet rugsadyny bermelidir.</w:t>
+      </w:r>
+      <w:r>
+        <w:br/>
+      </w:r>
+      <w:r>
+        <w:rPr>
+          <w:rFonts w:ascii="Times New Roman" w:hAnsi="Times New Roman"/>
+          <w:sz w:val="22"/>
+        </w:rPr>
+        <w:t xml:space="preserve">1.4. Şertnamanyň möhleti boýunça hereket edýän Türkmenistanyň Zähmet baradaky kanunlar kodeksine laýyklykda iş üçin oňaýly şertleri örtäkmeli, sosial goraglary we beýleki kepillikleri bermelidir.</w:t>
+      </w:r>
+    </w:p>
+    <w:p>
+      <w:pPr>
+        <w:jc w:val="left"/>
+        <w:spacing w:after="40"/>
       </w:pPr>
       <w:r>
         <w:rPr>
@@ -133,36 +130,62 @@
     </w:p>
     <w:p>
       <w:pPr>
-        <w:jc w:val="both"/>
+        <w:jc w:val="left"/>
         <w:ind w:firstLine="360"/>
-      </w:pPr>
-      <w:r>
-        <w:rPr>
-          <w:rFonts w:ascii="Times New Roman" w:hAnsi="Times New Roman"/>
-          <w:sz w:val="22"/>
-        </w:rPr>
-        <w:t xml:space="preserve">2.1. Bu şertnama laýyklykda tabşyrylan işi etmeli.
-2.2. Kärhana hereket edýän içerki düzgüne, tehniki we önümçilik tertibine tabyn bolmaly.
-2.3. Öz iş ýerini, kärhananyň enjamlaryny arassa saklamaly.
-2.4. Kärhananyň iş syrlaryny aýan etmeli däldir.
-2.5. Işleýän bölüminiň ýolbaşçysynyň tabşyryklarynyň borçlaryny ak ýürek bilen ýerine ýetirmelidir.</w:t>
-      </w:r>
-    </w:p>
-    <w:p>
-      <w:pPr>
-        <w:jc w:val="left"/>
-      </w:pPr>
-      <w:r>
-        <w:rPr>
-          <w:rFonts w:ascii="Times New Roman" w:hAnsi="Times New Roman"/>
-          <w:sz w:val="22"/>
-        </w:rPr>
-        <w:t xml:space="preserve"/>
-      </w:r>
-    </w:p>
-    <w:p>
-      <w:pPr>
-        <w:jc w:val="left"/>
+        <w:spacing w:after="60"/>
+      </w:pPr>
+      <w:r>
+        <w:rPr>
+          <w:rFonts w:ascii="Times New Roman" w:hAnsi="Times New Roman"/>
+          <w:sz w:val="22"/>
+        </w:rPr>
+        <w:t xml:space="preserve">2.1. Bu şertnama laýyklykda tabşyrylan işi etmeli.</w:t>
+      </w:r>
+      <w:r>
+        <w:br/>
+      </w:r>
+      <w:r>
+        <w:rPr>
+          <w:rFonts w:ascii="Times New Roman" w:hAnsi="Times New Roman"/>
+          <w:sz w:val="22"/>
+        </w:rPr>
+        <w:t xml:space="preserve">2.2. Kärhana hereket edýän içerki düzgüne, tehniki we önümçilik tertibine tabyn bolmaly.</w:t>
+      </w:r>
+      <w:r>
+        <w:br/>
+      </w:r>
+      <w:r>
+        <w:rPr>
+          <w:rFonts w:ascii="Times New Roman" w:hAnsi="Times New Roman"/>
+          <w:sz w:val="22"/>
+        </w:rPr>
+        <w:t xml:space="preserve">2.3. Öz iş ýerini, kärhananyň enjamlaryny arassa saklamaly.</w:t>
+      </w:r>
+      <w:r>
+        <w:br/>
+      </w:r>
+      <w:r>
+        <w:rPr>
+          <w:rFonts w:ascii="Times New Roman" w:hAnsi="Times New Roman"/>
+          <w:sz w:val="22"/>
+        </w:rPr>
+        <w:t xml:space="preserve">2.4. Kärhananyň iş syrlaryny aýan etmeli däldir.</w:t>
+      </w:r>
+      <w:r>
+        <w:br/>
+      </w:r>
+      <w:r>
+        <w:rPr>
+          <w:rFonts w:ascii="Times New Roman" w:hAnsi="Times New Roman"/>
+          <w:sz w:val="22"/>
+        </w:rPr>
+        <w:t xml:space="preserve">2.5. Işleýän bölüminiň ýolbaşçysynyň tabşyryklarynyň borçlaryny ak ýürek bilen ýerine ýetirmelidir.</w:t>
+      </w:r>
+    </w:p>
+    <w:p>
+      <w:pPr>
+        <w:jc w:val="left"/>
+        <w:spacing w:after="40"/>
       </w:pPr>
       <w:r>
         <w:rPr>
@@ -175,35 +198,52 @@
     </w:p>
     <w:p>
       <w:pPr>
-        <w:jc w:val="both"/>
+        <w:jc w:val="left"/>
         <w:ind w:firstLine="360"/>
-      </w:pPr>
-      <w:r>
-        <w:rPr>
-          <w:rFonts w:ascii="Times New Roman" w:hAnsi="Times New Roman"/>
-          <w:sz w:val="22"/>
-        </w:rPr>
-        <w:t xml:space="preserve">3.1. Iş we dynç alyş wagtynyň tertibi kärhananyň içerki düzgünine laýyklykda kesgitlenilýär.
-3.2. Işgär üçin 8 (sekiz) sagatlyk iş güni we 6 (alty) günlük iş hepdesinde kesgitlenilýär.
-3.3. Önümçilik zerurlygy ýüze çykan wagty işgär iş wagtyndan artyk möhlet bilen işdedilip bilner.
-3.4. Aýlyk zähmet haky ştat birligine laýyklykda tölenýär.</w:t>
-      </w:r>
-    </w:p>
-    <w:p>
-      <w:pPr>
-        <w:jc w:val="left"/>
-      </w:pPr>
-      <w:r>
-        <w:rPr>
-          <w:rFonts w:ascii="Times New Roman" w:hAnsi="Times New Roman"/>
-          <w:sz w:val="22"/>
-        </w:rPr>
-        <w:t xml:space="preserve"/>
-      </w:r>
-    </w:p>
-    <w:p>
-      <w:pPr>
-        <w:jc w:val="left"/>
+        <w:spacing w:after="60"/>
+      </w:pPr>
+      <w:r>
+        <w:rPr>
+          <w:rFonts w:ascii="Times New Roman" w:hAnsi="Times New Roman"/>
+          <w:sz w:val="22"/>
+        </w:rPr>
+        <w:t xml:space="preserve">3.1. Iş we dynç alyş wagtynyň tertibi kärhananyň içerki düzgünine laýyklykda kesgitlenilýär.</w:t>
+      </w:r>
+      <w:r>
+        <w:br/>
+      </w:r>
+      <w:r>
+        <w:rPr>
+          <w:rFonts w:ascii="Times New Roman" w:hAnsi="Times New Roman"/>
+          <w:sz w:val="22"/>
+        </w:rPr>
+        <w:t xml:space="preserve">3.2. Işgär üçin 8 (sekiz) sagatlyk iş günü we 6 (alty) günlük iş hepdesinde kesgitlenilýär.</w:t>
+      </w:r>
+      <w:r>
+        <w:br/>
+      </w:r>
+      <w:r>
+        <w:rPr>
+          <w:rFonts w:ascii="Times New Roman" w:hAnsi="Times New Roman"/>
+          <w:sz w:val="22"/>
+        </w:rPr>
+        <w:t xml:space="preserve">3.3. Önümçilik zerurlygy ýüze çykan wagty işgär iş wagtyndan artyk möhlet bilen işdedilip bilner.</w:t>
+      </w:r>
+      <w:r>
+        <w:br/>
+      </w:r>
+      <w:r>
+        <w:rPr>
+          <w:rFonts w:ascii="Times New Roman" w:hAnsi="Times New Roman"/>
+          <w:sz w:val="22"/>
+        </w:rPr>
+        <w:t xml:space="preserve">3.4. Aýlyk zähmet haky ştat birligine laýyklykda tölenýär.</w:t>
+      </w:r>
+    </w:p>
+    <w:p>
+      <w:pPr>
+        <w:jc w:val="left"/>
+        <w:spacing w:after="40"/>
       </w:pPr>
       <w:r>
         <w:rPr>
@@ -216,39 +256,92 @@
     </w:p>
     <w:p>
       <w:pPr>
-        <w:jc w:val="both"/>
+        <w:jc w:val="left"/>
         <w:ind w:firstLine="360"/>
-      </w:pPr>
-      <w:r>
-        <w:rPr>
-          <w:rFonts w:ascii="Times New Roman" w:hAnsi="Times New Roman"/>
-          <w:sz w:val="22"/>
-        </w:rPr>
-        <w:t xml:space="preserve">Zähmet şertnamasy "IŞ BERIJI" tarapyndan aşakdaky ýagdaýlarda ýatyrylýär:
-4.1. Zähmet şertnamasynyň möhletiniň gutarmagy;
-4.2. Işleriň gutarmagy;
-4.3. Iş möçberiniň azalmagy;
-4.4. Işe serhoş bolup, narkotiki maddalaryň täsiri astynda gelmegi;
-4.5. Öz üstüne tabşyrylan borçlary işgäriň birsygyn ýerine ýetirmezligi;
-4.6. Kärhana degişli emlägi ogurlamagy;
-4.7. Şu şertnamada kadalaşdyrylmadyk jedelli meseleler Türkmenistanyň hereket edýän kanunlary esasynda çözülýär.</w:t>
-      </w:r>
-    </w:p>
-    <w:p>
-      <w:pPr>
-        <w:jc w:val="left"/>
-      </w:pPr>
-      <w:r>
-        <w:rPr>
-          <w:rFonts w:ascii="Times New Roman" w:hAnsi="Times New Roman"/>
-          <w:sz w:val="22"/>
-        </w:rPr>
-        <w:t xml:space="preserve"/>
-      </w:r>
-    </w:p>
-    <w:p>
-      <w:pPr>
-        <w:jc w:val="left"/>
+        <w:spacing w:after="60"/>
+      </w:pPr>
+      <w:r>
+        <w:rPr>
+          <w:rFonts w:ascii="Times New Roman" w:hAnsi="Times New Roman"/>
+          <w:sz w:val="22"/>
+        </w:rPr>
+        <w:t xml:space="preserve">Zähmet şertnamasy "IŞ BERIJI" tarapyndan aşakdaky ýagdaýlarda ýatyrylýar:</w:t>
+      </w:r>
+      <w:r>
+        <w:br/>
+      </w:r>
+      <w:r>
+        <w:rPr>
+          <w:rFonts w:ascii="Times New Roman" w:hAnsi="Times New Roman"/>
+          <w:sz w:val="22"/>
+        </w:rPr>
+        <w:t xml:space="preserve">4.1. Zähmet şertnamasynyň möhletiniň gutarmagy;</w:t>
+      </w:r>
+      <w:r>
+        <w:br/>
+      </w:r>
+      <w:r>
+        <w:rPr>
+          <w:rFonts w:ascii="Times New Roman" w:hAnsi="Times New Roman"/>
+          <w:sz w:val="22"/>
+        </w:rPr>
+        <w:t xml:space="preserve">4.2. Işleriň gutarmagy;</w:t>
+      </w:r>
+      <w:r>
+        <w:br/>
+      </w:r>
+      <w:r>
+        <w:rPr>
+          <w:rFonts w:ascii="Times New Roman" w:hAnsi="Times New Roman"/>
+          <w:sz w:val="22"/>
+        </w:rPr>
+        <w:t xml:space="preserve">4.3. Iş möçberiniň azalmagy;</w:t>
+      </w:r>
+      <w:r>
+        <w:br/>
+      </w:r>
+      <w:r>
+        <w:rPr>
+          <w:rFonts w:ascii="Times New Roman" w:hAnsi="Times New Roman"/>
+          <w:sz w:val="22"/>
+        </w:rPr>
+        <w:t xml:space="preserve">4.4. Işe serhoş bolup, narkotiki maddalaryň täsiri astynda gelmegi;</w:t>
+      </w:r>
+      <w:r>
+        <w:br/>
+      </w:r>
+      <w:r>
+        <w:rPr>
+          <w:rFonts w:ascii="Times New Roman" w:hAnsi="Times New Roman"/>
+          <w:sz w:val="22"/>
+        </w:rPr>
+        <w:t xml:space="preserve">4.5. Öz üstüne tabşyrylan borçlary işgäriň birsygyn ýerine ýetirmezligi;</w:t>
+      </w:r>
+      <w:r>
+        <w:br/>
+      </w:r>
+      <w:r>
+        <w:rPr>
+          <w:rFonts w:ascii="Times New Roman" w:hAnsi="Times New Roman"/>
+          <w:sz w:val="22"/>
+        </w:rPr>
+        <w:t xml:space="preserve">4.6. Kärhana degişli emlägi ogurlamagy;</w:t>
+      </w:r>
+      <w:r>
+        <w:br/>
+      </w:r>
+      <w:r>
+        <w:rPr>
+          <w:rFonts w:ascii="Times New Roman" w:hAnsi="Times New Roman"/>
+          <w:sz w:val="22"/>
+        </w:rPr>
+        <w:t xml:space="preserve">4.7. Şu şertnamada kadalaşdyrylmadyk jedelli meseleler Türkmenistanyň hereket edýän kanunlary esasynda çözülýär.</w:t>
+      </w:r>
+    </w:p>
+    <w:p>
+      <w:pPr>
+        <w:jc w:val="left"/>
+        <w:spacing w:after="40"/>
       </w:pPr>
       <w:r>
         <w:rPr>
@@ -262,6 +355,7 @@
     <w:p>
       <w:pPr>
         <w:jc w:val="left"/>
+        <w:spacing w:after="40"/>
       </w:pPr>
       <w:r>
         <w:rPr>
@@ -274,32 +368,31 @@
     </w:p>
     <w:p>
       <w:pPr>
-        <w:jc w:val="both"/>
-      </w:pPr>
-      <w:r>
-        <w:rPr>
-          <w:rFonts w:ascii="Times New Roman" w:hAnsi="Times New Roman"/>
-          <w:sz w:val="22"/>
-        </w:rPr>
-        <w:t xml:space="preserve">Zähmet şertnamasy Taraplar gol çekenlerinden soň güýje girýär.
-Zähmet şertnamasynyň möhletiniň gutarmagyna garamazdan, eger iş gatnaşyklary hakykat ýüzünde dowam edýän bolsa we taraplardan hiç biri şertnamany ýatyrmak barada ikinji tarapa ýüz tutmasa onda onuň möhleti uzadylan hasap edilýär.</w:t>
-      </w:r>
-    </w:p>
-    <w:p>
-      <w:pPr>
-        <w:jc w:val="left"/>
-      </w:pPr>
-      <w:r>
-        <w:rPr>
-          <w:rFonts w:ascii="Times New Roman" w:hAnsi="Times New Roman"/>
-          <w:sz w:val="22"/>
-        </w:rPr>
-        <w:t xml:space="preserve"/>
-      </w:r>
-    </w:p>
-    <w:p>
-      <w:pPr>
-        <w:jc w:val="left"/>
+        <w:jc w:val="left"/>
+        <w:spacing w:after="60"/>
+      </w:pPr>
+      <w:r>
+        <w:rPr>
+          <w:rFonts w:ascii="Times New Roman" w:hAnsi="Times New Roman"/>
+          <w:sz w:val="22"/>
+        </w:rPr>
+        <w:t xml:space="preserve">Zähmet şertnamasy Taraplar gol çekenlerinden soň güýje girýär.</w:t>
+      </w:r>
+      <w:r>
+        <w:br/>
+      </w:r>
+      <w:r>
+        <w:rPr>
+          <w:rFonts w:ascii="Times New Roman" w:hAnsi="Times New Roman"/>
+          <w:sz w:val="22"/>
+        </w:rPr>
+        <w:t xml:space="preserve">Zähmet şertnamasynyň möhletiniň gutarmagyna garamazdan, eger iş gatnaşyklary hakykat ýüzünde dowam edýän bolsa we taraplardan hiç biri şertnamany ýatyrmak barada ikinji tarapa ýüz tutmasa onda onuň möhleti uzadylan hasap edilýär.</w:t>
+      </w:r>
+    </w:p>
+    <w:p>
+      <w:pPr>
+        <w:jc w:val="left"/>
+        <w:spacing w:after="40"/>
       </w:pPr>
       <w:r>
         <w:rPr>
@@ -313,6 +406,7 @@
     <w:p>
       <w:pPr>
         <w:jc w:val="left"/>
+        <w:spacing w:after="60"/>
       </w:pPr>
       <w:r>
         <w:rPr>
@@ -325,18 +419,7 @@
     <w:p>
       <w:pPr>
         <w:jc w:val="left"/>
-      </w:pPr>
-      <w:r>
-        <w:rPr>
-          <w:rFonts w:ascii="Times New Roman" w:hAnsi="Times New Roman"/>
-          <w:sz w:val="22"/>
-        </w:rPr>
-        <w:t xml:space="preserve"/>
-      </w:r>
-    </w:p>
-    <w:p>
-      <w:pPr>
-        <w:jc w:val="left"/>
+        <w:spacing w:after="40"/>
       </w:pPr>
       <w:r>
         <w:rPr>
@@ -345,18 +428,6 @@
           <w:b/>
         </w:rPr>
         <w:t xml:space="preserve">7. Taraplaryň gollary we salgylary</w:t>
-      </w:r>
-    </w:p>
-    <w:p>
-      <w:pPr>
-        <w:jc w:val="left"/>
-      </w:pPr>
-      <w:r>
-        <w:rPr>
-          <w:rFonts w:ascii="Times New Roman" w:hAnsi="Times New Roman"/>
-          <w:sz w:val="22"/>
-        </w:rPr>
-        <w:t xml:space="preserve"/>
       </w:r>
     </w:p>
     <w:p>

--- a/Visa2026.Module/Resources/App_Labor_Contract_Item.docx
+++ b/Visa2026.Module/Resources/App_Labor_Contract_Item.docx
@@ -36,7 +36,7 @@
       <w:r>
         <w:rPr>
           <w:rFonts w:ascii="Times New Roman" w:hAnsi="Times New Roman"/>
-          <w:sz w:val="20"/>
+          <w:sz w:val="22"/>
           <w:b/>
         </w:rPr>
         <w:t xml:space="preserve">Aşgabat şäheri</w:t>
@@ -131,7 +131,6 @@
     <w:p>
       <w:pPr>
         <w:jc w:val="left"/>
-        <w:ind w:firstLine="360"/>
         <w:spacing w:after="30"/>
       </w:pPr>
       <w:r>
@@ -189,7 +188,6 @@
     <w:p>
       <w:pPr>
         <w:jc w:val="left"/>
-        <w:ind w:firstLine="360"/>
         <w:spacing w:after="30"/>
       </w:pPr>
       <w:r>
@@ -257,7 +255,6 @@
     <w:p>
       <w:pPr>
         <w:jc w:val="left"/>
-        <w:ind w:firstLine="360"/>
         <w:spacing w:after="30"/>
       </w:pPr>
       <w:r>
@@ -306,7 +303,7 @@
       <w:r>
         <w:rPr>
           <w:rFonts w:ascii="Times New Roman" w:hAnsi="Times New Roman"/>
-          <w:sz w:val="20"/>
+          <w:sz w:val="22"/>
           <w:b/>
         </w:rPr>
         <w:t xml:space="preserve">4. Zähmet şertnamasynyň ýatyrylmagy</w:t>
@@ -315,7 +312,6 @@
     <w:p>
       <w:pPr>
         <w:jc w:val="left"/>
-        <w:ind w:firstLine="360"/>
         <w:spacing w:after="20"/>
       </w:pPr>
       <w:r>
@@ -455,7 +451,7 @@
       <w:r>
         <w:rPr>
           <w:rFonts w:ascii="Times New Roman" w:hAnsi="Times New Roman"/>
-          <w:sz w:val="20"/>
+          <w:sz w:val="22"/>
           <w:b/>
         </w:rPr>
         <w:t xml:space="preserve">6. Türkmenistanyň döwletinde alýan aýlyk zähmet haky</w:t>
